--- a/flow/20230914_vu_template/drafts/2024-02-u/25-НД-Гл.5-Тарасія.docx
+++ b/flow/20230914_vu_template/drafts/2024-02-u/25-НД-Гл.5-Тарасія.docx
@@ -2,6 +2,33 @@
 <file path=word/document.xml><?xml version="1.0" encoding="utf-8"?>
 <w:document xmlns:mc="http://schemas.openxmlformats.org/markup-compatibility/2006" xmlns:o="urn:schemas-microsoft-com:office:office" xmlns:r="http://schemas.openxmlformats.org/officeDocument/2006/relationships" xmlns:m="http://schemas.openxmlformats.org/officeDocument/2006/math" xmlns:v="urn:schemas-microsoft-com:vml" xmlns:wp="http://schemas.openxmlformats.org/drawingml/2006/wordprocessingDrawing" xmlns:w10="urn:schemas-microsoft-com:office:word" xmlns:w="http://schemas.openxmlformats.org/wordprocessingml/2006/main" xmlns:wne="http://schemas.microsoft.com/office/word/2006/wordml" xmlns:sl="http://schemas.openxmlformats.org/schemaLibrary/2006/main" xmlns:a="http://schemas.openxmlformats.org/drawingml/2006/main" xmlns:pic="http://schemas.openxmlformats.org/drawingml/2006/picture" xmlns:c="http://schemas.openxmlformats.org/drawingml/2006/chart" xmlns:lc="http://schemas.openxmlformats.org/drawingml/2006/lockedCanvas" xmlns:dgm="http://schemas.openxmlformats.org/drawingml/2006/diagram" xmlns:wps="http://schemas.microsoft.com/office/word/2010/wordprocessingShape" xmlns:wpg="http://schemas.microsoft.com/office/word/2010/wordprocessingGroup" xmlns:w14="http://schemas.microsoft.com/office/word/2010/wordml" xmlns:w15="http://schemas.microsoft.com/office/word/2012/wordml">
   <w:body>
+    <w:p>
+      <w:r>
+        <w:rPr>
+          <w:rFonts w:ascii="Times New Roman" w:hAnsi="Times New Roman"/>
+          <w:sz w:val="24"/>
+        </w:rPr>
+        <w:t>Лютий 25 Неділя</w:t>
+      </w:r>
+    </w:p>
+    <w:p>
+      <w:r>
+        <w:rPr>
+          <w:rFonts w:ascii="Times New Roman" w:hAnsi="Times New Roman"/>
+          <w:sz w:val="24"/>
+        </w:rPr>
+        <w:t>Неділя 38 по П'ятидесятниці</w:t>
+      </w:r>
+    </w:p>
+    <w:p>
+      <w:r>
+        <w:rPr>
+          <w:rFonts w:ascii="Times New Roman" w:hAnsi="Times New Roman"/>
+          <w:sz w:val="24"/>
+        </w:rPr>
+        <w:t>Святого отця нашого Тарасія, архиєпископа Царгородського</w:t>
+      </w:r>
+    </w:p>
     <w:p>
       <w:pPr>
         <w:pStyle w:val="Heading1"/>
@@ -7635,123 +7662,154 @@
     </w:p>
     <w:p>
       <w:pPr>
-        <w:spacing w:after="120" w:lineRule="auto"/>
-        <w:jc w:val="both"/>
-        <w:rPr>
-          <w:rFonts w:ascii="Times New Roman" w:cs="Times New Roman" w:eastAsia="Times New Roman" w:hAnsi="Times New Roman"/>
-          <w:color w:val="ff0000"/>
-          <w:sz w:val="24"/>
-          <w:szCs w:val="24"/>
-        </w:rPr>
-      </w:pPr>
-      <w:r>
-        <w:rPr>
-          <w:rFonts w:ascii="Times New Roman" w:cs="Times New Roman" w:eastAsia="Times New Roman" w:hAnsi="Times New Roman"/>
-          <w:i w:val="1"/>
-          <w:color w:val="ff0000"/>
-          <w:sz w:val="24"/>
-          <w:szCs w:val="24"/>
-          <w:rtl w:val="0"/>
-        </w:rPr>
-        <w:t xml:space="preserve">(г. 5):</w:t>
-      </w:r>
-      <w:r>
-        <w:rPr>
-          <w:rFonts w:ascii="Times New Roman" w:cs="Times New Roman" w:eastAsia="Times New Roman" w:hAnsi="Times New Roman"/>
-          <w:color w:val="ff0000"/>
-          <w:sz w:val="24"/>
-          <w:szCs w:val="24"/>
-          <w:rtl w:val="0"/>
+        <w:pStyle w:val="a"/>
+      </w:pPr>
+      <w:r>
+        <w:rPr>
+          <w:rFonts w:ascii="Times New Roman" w:hAnsi="Times New Roman"/>
+          <w:i/>
+          <w:color w:val="FF0000"/>
+          <w:sz w:val="24"/>
+        </w:rPr>
+        <w:t>Тропар (г. 5):</w:t>
+      </w:r>
+      <w:r>
+        <w:rPr>
+          <w:rFonts w:ascii="Times New Roman" w:hAnsi="Times New Roman"/>
+          <w:sz w:val="24"/>
+        </w:rPr>
+        <w:t xml:space="preserve"> Собезначальне Слово Отцю і Духові, * від Діви роджене на спасення наше, * оспіваймо, вірні, і поклонімся, * бо благоволив плоттю зійти на хрест * і смерть перетерпіти, і воскресити умерлих </w:t>
+      </w:r>
+      <w:r>
+        <w:rPr>
+          <w:rFonts w:ascii="Times New Roman" w:hAnsi="Times New Roman"/>
+          <w:sz w:val="24"/>
+        </w:rPr>
+        <w:t>* славним воскресі</w:t>
+      </w:r>
+      <w:r>
+        <w:rPr>
+          <w:rFonts w:ascii="Times New Roman" w:hAnsi="Times New Roman"/>
+          <w:sz w:val="24"/>
+        </w:rPr>
+        <w:t>нням своїм.</w:t>
+      </w:r>
+    </w:p>
+    <w:p>
+      <w:pPr>
+        <w:pStyle w:val="Normal"/>
+      </w:pPr>
+      <w:r>
+        <w:rPr>
+          <w:rFonts w:ascii="Times New Roman" w:hAnsi="Times New Roman"/>
+          <w:b/>
+          <w:sz w:val="24"/>
+        </w:rPr>
+        <w:t xml:space="preserve">Слава: </w:t>
+      </w:r>
+      <w:r>
+        <w:rPr>
+          <w:rFonts w:ascii="Times New Roman" w:hAnsi="Times New Roman"/>
+          <w:i/>
+          <w:color w:val="FF0000"/>
+          <w:sz w:val="24"/>
+          <w:highlight w:val="white"/>
+        </w:rPr>
+        <w:t>Тропар (г. 4):</w:t>
+      </w:r>
+      <w:r>
+        <w:rPr>
+          <w:rFonts w:ascii="Times New Roman" w:hAnsi="Times New Roman"/>
+          <w:color w:val="FF0000"/>
+          <w:sz w:val="24"/>
+          <w:highlight w:val="white"/>
         </w:rPr>
         <w:t xml:space="preserve"> </w:t>
       </w:r>
       <w:r>
         <w:rPr>
-          <w:rFonts w:ascii="Times New Roman" w:cs="Times New Roman" w:eastAsia="Times New Roman" w:hAnsi="Times New Roman"/>
-          <w:sz w:val="24"/>
-          <w:szCs w:val="24"/>
-          <w:rtl w:val="0"/>
-        </w:rPr>
-        <w:t xml:space="preserve">Собезначальне Слово Отцю і Духові,* від Діви роджене на спасіння наше,* оспіваймо, вірні, і поклонімся,* бо благоволив плоттю зійти на хрест* і смерть перетерпіти, і воскресити умерлих* славним воскресенням своїм.</w:t>
-      </w:r>
-      <w:r>
-        <w:rPr>
-          <w:rtl w:val="0"/>
-        </w:rPr>
-      </w:r>
-    </w:p>
-    <w:p>
-      <w:pPr>
-        <w:spacing w:after="120" w:lineRule="auto"/>
-        <w:jc w:val="both"/>
-        <w:rPr>
-          <w:rFonts w:ascii="Times New Roman" w:cs="Times New Roman" w:eastAsia="Times New Roman" w:hAnsi="Times New Roman"/>
-          <w:i w:val="1"/>
-          <w:sz w:val="24"/>
-          <w:szCs w:val="24"/>
-        </w:rPr>
-      </w:pPr>
-      <w:r>
-        <w:rPr>
-          <w:rFonts w:ascii="Times New Roman" w:cs="Times New Roman" w:eastAsia="Times New Roman" w:hAnsi="Times New Roman"/>
-          <w:b w:val="1"/>
-          <w:sz w:val="24"/>
-          <w:szCs w:val="24"/>
-          <w:rtl w:val="0"/>
-        </w:rPr>
-        <w:t xml:space="preserve">Слава: </w:t>
-      </w:r>
-      <w:r>
-        <w:rPr>
-          <w:rtl w:val="0"/>
-        </w:rPr>
-      </w:r>
-    </w:p>
-    <w:p>
-      <w:pPr>
-        <w:spacing w:after="120" w:lineRule="auto"/>
-        <w:jc w:val="both"/>
-        <w:rPr>
-          <w:rFonts w:ascii="Times New Roman" w:cs="Times New Roman" w:eastAsia="Times New Roman" w:hAnsi="Times New Roman"/>
-          <w:sz w:val="24"/>
-          <w:szCs w:val="24"/>
-        </w:rPr>
-      </w:pPr>
-      <w:r>
-        <w:rPr>
-          <w:rFonts w:ascii="Times New Roman" w:cs="Times New Roman" w:eastAsia="Times New Roman" w:hAnsi="Times New Roman"/>
-          <w:b w:val="1"/>
-          <w:sz w:val="24"/>
-          <w:szCs w:val="24"/>
-          <w:rtl w:val="0"/>
-        </w:rPr>
-        <w:t xml:space="preserve">І нині:</w:t>
-      </w:r>
-      <w:r>
-        <w:rPr>
-          <w:rFonts w:ascii="Times New Roman" w:cs="Times New Roman" w:eastAsia="Times New Roman" w:hAnsi="Times New Roman"/>
-          <w:sz w:val="24"/>
-          <w:szCs w:val="24"/>
-          <w:rtl w:val="0"/>
-        </w:rPr>
-        <w:t xml:space="preserve"> </w:t>
-      </w:r>
-    </w:p>
-    <w:p>
-      <w:pPr>
-        <w:spacing w:after="120" w:lineRule="auto"/>
-        <w:jc w:val="both"/>
-        <w:rPr>
-          <w:rFonts w:ascii="Times New Roman" w:cs="Times New Roman" w:eastAsia="Times New Roman" w:hAnsi="Times New Roman"/>
-          <w:sz w:val="24"/>
-          <w:szCs w:val="24"/>
-        </w:rPr>
-      </w:pPr>
-      <w:r>
-        <w:rPr>
-          <w:rtl w:val="0"/>
-        </w:rPr>
-      </w:r>
+          <w:rFonts w:ascii="Times New Roman" w:hAnsi="Times New Roman"/>
+          <w:sz w:val="24"/>
+          <w:highlight w:val="white"/>
+        </w:rPr>
+        <w:t>Правилом віри і образом лагідности, учителем повздержности* явила Тебе твоєму стаду всіх речей істина.* Ради цього придбав ти смиренням високе, убогістю – багате,* отче, священноначальнику Тарасію.* Моли Христа Бога, щоб спаслися душі наші.</w:t>
+      </w:r>
+    </w:p>
+    <w:p>
+      <w:pPr>
+        <w:pStyle w:val="a"/>
+      </w:pPr>
+      <w:r>
+        <w:rPr>
+          <w:rFonts w:ascii="Times New Roman" w:hAnsi="Times New Roman"/>
+          <w:b/>
+          <w:sz w:val="24"/>
+        </w:rPr>
+        <w:t xml:space="preserve">І нині: </w:t>
+      </w:r>
+      <w:r>
+        <w:rPr>
+          <w:rFonts w:ascii="Times New Roman" w:hAnsi="Times New Roman"/>
+          <w:i/>
+          <w:color w:val="FF0000"/>
+          <w:sz w:val="24"/>
+        </w:rPr>
+        <w:t xml:space="preserve">Богородичний (г. 4): </w:t>
+      </w:r>
+      <w:r>
+        <w:rPr>
+          <w:rFonts w:ascii="Times New Roman" w:hAnsi="Times New Roman"/>
+          <w:sz w:val="24"/>
+        </w:rPr>
+        <w:t xml:space="preserve">Таємниця споконвіку закрита й ангелам незнана:* через тебе, Богородице, Бог землянам появився,* прийнявши в </w:t>
+      </w:r>
+      <w:r>
+        <w:rPr>
+          <w:rFonts w:ascii="Times New Roman" w:hAnsi="Times New Roman"/>
+          <w:sz w:val="24"/>
+        </w:rPr>
+        <w:t>незлитній</w:t>
+      </w:r>
+      <w:r>
+        <w:rPr>
+          <w:rFonts w:ascii="Times New Roman" w:hAnsi="Times New Roman"/>
+          <w:sz w:val="24"/>
+        </w:rPr>
+        <w:t xml:space="preserve"> сполуці тіло* і витерпівши задля нас добровільно хрест;* ним він воскресив </w:t>
+      </w:r>
+      <w:r>
+        <w:rPr>
+          <w:rFonts w:ascii="Times New Roman" w:hAnsi="Times New Roman"/>
+          <w:sz w:val="24"/>
+        </w:rPr>
+        <w:t>первоствореного</w:t>
+      </w:r>
+      <w:r>
+        <w:rPr>
+          <w:rFonts w:ascii="Times New Roman" w:hAnsi="Times New Roman"/>
+          <w:sz w:val="24"/>
+        </w:rPr>
+        <w:t xml:space="preserve">* і спас від </w:t>
+      </w:r>
+      <w:r>
+        <w:rPr>
+          <w:rFonts w:ascii="Times New Roman" w:hAnsi="Times New Roman"/>
+          <w:sz w:val="24"/>
+        </w:rPr>
+        <w:t>смерти</w:t>
+      </w:r>
+      <w:r>
+        <w:rPr>
+          <w:rFonts w:ascii="Times New Roman" w:hAnsi="Times New Roman"/>
+          <w:sz w:val="24"/>
+        </w:rPr>
+        <w:t xml:space="preserve"> душі наші.</w:t>
+      </w:r>
+    </w:p>
+    <w:p>
+      <w:pPr>
+        <w:pStyle w:val="a"/>
+      </w:pPr>
     </w:p>
     <w:p>
       <w:pPr>
@@ -8094,54 +8152,12 @@
       </w:r>
     </w:p>
     <w:p>
-      <w:pPr>
-        <w:spacing w:after="120" w:lineRule="auto"/>
-        <w:jc w:val="both"/>
-        <w:rPr>
-          <w:rFonts w:ascii="Times New Roman" w:cs="Times New Roman" w:eastAsia="Times New Roman" w:hAnsi="Times New Roman"/>
-          <w:sz w:val="24"/>
-          <w:szCs w:val="24"/>
-        </w:rPr>
-      </w:pPr>
-      <w:r>
-        <w:rPr>
-          <w:rFonts w:ascii="Times New Roman" w:cs="Times New Roman" w:eastAsia="Times New Roman" w:hAnsi="Times New Roman"/>
-          <w:i w:val="1"/>
-          <w:color w:val="ff0000"/>
-          <w:sz w:val="24"/>
-          <w:szCs w:val="24"/>
-          <w:rtl w:val="0"/>
-        </w:rPr>
-        <w:t xml:space="preserve">Священик:</w:t>
-      </w:r>
-      <w:r>
-        <w:rPr>
-          <w:rFonts w:ascii="Times New Roman" w:cs="Times New Roman" w:eastAsia="Times New Roman" w:hAnsi="Times New Roman"/>
-          <w:sz w:val="24"/>
-          <w:szCs w:val="24"/>
-          <w:rtl w:val="0"/>
-        </w:rPr>
-        <w:t xml:space="preserve"> Христос, що воскрес із мертвих, істинний Бог наш, молитвами пречистої своєї Матері, святих, славних і всехвальних апостолів, і святого </w:t>
-      </w:r>
-      <w:r>
-        <w:rPr>
-          <w:rFonts w:ascii="Times New Roman" w:cs="Times New Roman" w:eastAsia="Times New Roman" w:hAnsi="Times New Roman"/>
-          <w:i w:val="1"/>
-          <w:color w:val="ff0000"/>
-          <w:sz w:val="24"/>
-          <w:szCs w:val="24"/>
-          <w:rtl w:val="0"/>
-        </w:rPr>
-        <w:t xml:space="preserve">(ім'я, якого є храм)</w:t>
-      </w:r>
-      <w:r>
-        <w:rPr>
-          <w:rFonts w:ascii="Times New Roman" w:cs="Times New Roman" w:eastAsia="Times New Roman" w:hAnsi="Times New Roman"/>
-          <w:sz w:val="24"/>
-          <w:szCs w:val="24"/>
-          <w:rtl w:val="0"/>
-        </w:rPr>
-        <w:t xml:space="preserve">, і святого …, і всіх святих, помилує і спасе нас, як благий і чоловіколюбець.</w:t>
+      <w:r>
+        <w:rPr>
+          <w:rFonts w:ascii="Times New Roman" w:hAnsi="Times New Roman"/>
+          <w:sz w:val="24"/>
+        </w:rPr>
+        <w:t>Священик: Христос, що воскрес із мертвих, істинний Бог наш, молитвами пречистої своєї Матері, святих, славних і всехвальних апостолів, святого, якого є храм, святого отця нашого Тарасія, архиєпископа Царгородського, і всіх святих, помилує і спасе нас, як благий і чоловіколюбець.</w:t>
       </w:r>
     </w:p>
     <w:p>
@@ -12462,193 +12478,126 @@
     </w:p>
     <w:p>
       <w:pPr>
-        <w:spacing w:after="120" w:lineRule="auto"/>
-        <w:jc w:val="both"/>
-        <w:rPr>
-          <w:rFonts w:ascii="Times New Roman" w:cs="Times New Roman" w:eastAsia="Times New Roman" w:hAnsi="Times New Roman"/>
-          <w:color w:val="ff0000"/>
-          <w:sz w:val="24"/>
-          <w:szCs w:val="24"/>
-        </w:rPr>
-      </w:pPr>
-      <w:r>
-        <w:rPr>
-          <w:rFonts w:ascii="Times New Roman" w:cs="Times New Roman" w:eastAsia="Times New Roman" w:hAnsi="Times New Roman"/>
-          <w:i w:val="1"/>
-          <w:color w:val="ff0000"/>
-          <w:sz w:val="24"/>
-          <w:szCs w:val="24"/>
-          <w:rtl w:val="0"/>
-        </w:rPr>
-        <w:t xml:space="preserve">(г. 5):</w:t>
-      </w:r>
-      <w:r>
-        <w:rPr>
-          <w:rFonts w:ascii="Times New Roman" w:cs="Times New Roman" w:eastAsia="Times New Roman" w:hAnsi="Times New Roman"/>
-          <w:color w:val="ff0000"/>
-          <w:sz w:val="24"/>
-          <w:szCs w:val="24"/>
-          <w:rtl w:val="0"/>
+        <w:pStyle w:val="a"/>
+      </w:pPr>
+      <w:r>
+        <w:rPr>
+          <w:rFonts w:ascii="Times New Roman" w:hAnsi="Times New Roman"/>
+          <w:i/>
+          <w:color w:val="FF0000"/>
+          <w:sz w:val="24"/>
+        </w:rPr>
+        <w:t>Тропар (г. 5):</w:t>
+      </w:r>
+      <w:r>
+        <w:rPr>
+          <w:rFonts w:ascii="Times New Roman" w:hAnsi="Times New Roman"/>
+          <w:sz w:val="24"/>
+        </w:rPr>
+        <w:t xml:space="preserve"> Собезначальне Слово Отцю і Духові, * від Діви роджене на спасення наше, * оспіваймо, вірні, і поклонімся, * бо благоволив плоттю зійти на хрест * і смерть перетерпіти, і воскресити умерлих </w:t>
+      </w:r>
+      <w:r>
+        <w:rPr>
+          <w:rFonts w:ascii="Times New Roman" w:hAnsi="Times New Roman"/>
+          <w:sz w:val="24"/>
+        </w:rPr>
+        <w:t>* славним воскресі</w:t>
+      </w:r>
+      <w:r>
+        <w:rPr>
+          <w:rFonts w:ascii="Times New Roman" w:hAnsi="Times New Roman"/>
+          <w:sz w:val="24"/>
+        </w:rPr>
+        <w:t>нням своїм.</w:t>
+      </w:r>
+    </w:p>
+    <w:p>
+      <w:pPr>
+        <w:pStyle w:val="Normal"/>
+      </w:pPr>
+      <w:r>
+        <w:rPr>
+          <w:rFonts w:ascii="Times New Roman" w:hAnsi="Times New Roman"/>
+          <w:b/>
+          <w:sz w:val="24"/>
+        </w:rPr>
+        <w:t xml:space="preserve">Слава: </w:t>
+      </w:r>
+      <w:r>
+        <w:rPr>
+          <w:rFonts w:ascii="Times New Roman" w:hAnsi="Times New Roman"/>
+          <w:i/>
+          <w:color w:val="FF0000"/>
+          <w:sz w:val="24"/>
+          <w:highlight w:val="white"/>
+        </w:rPr>
+        <w:t>Тропар (г. 4):</w:t>
+      </w:r>
+      <w:r>
+        <w:rPr>
+          <w:rFonts w:ascii="Times New Roman" w:hAnsi="Times New Roman"/>
+          <w:color w:val="FF0000"/>
+          <w:sz w:val="24"/>
+          <w:highlight w:val="white"/>
         </w:rPr>
         <w:t xml:space="preserve"> </w:t>
       </w:r>
       <w:r>
         <w:rPr>
-          <w:rFonts w:ascii="Times New Roman" w:cs="Times New Roman" w:eastAsia="Times New Roman" w:hAnsi="Times New Roman"/>
-          <w:sz w:val="24"/>
-          <w:szCs w:val="24"/>
-          <w:rtl w:val="0"/>
-        </w:rPr>
-        <w:t xml:space="preserve">Собезначальне Слово Отцю і Духові,* від Діви роджене на спасіння наше,* оспіваймо, вірні, і поклонімся,* бо благоволив плоттю зійти на хрест* і смерть перетерпіти, і воскресити умерлих* славним воскресенням своїм. </w:t>
-      </w:r>
-      <w:r>
-        <w:rPr>
-          <w:rFonts w:ascii="Times New Roman" w:cs="Times New Roman" w:eastAsia="Times New Roman" w:hAnsi="Times New Roman"/>
-          <w:i w:val="1"/>
-          <w:color w:val="ff0000"/>
-          <w:sz w:val="24"/>
-          <w:szCs w:val="24"/>
-          <w:rtl w:val="0"/>
-        </w:rPr>
-        <w:t xml:space="preserve">(2 р.)</w:t>
-      </w:r>
-      <w:r>
-        <w:rPr>
-          <w:rtl w:val="0"/>
-        </w:rPr>
-      </w:r>
-    </w:p>
-    <w:p>
-      <w:pPr>
-        <w:spacing w:after="120" w:lineRule="auto"/>
-        <w:jc w:val="both"/>
-        <w:rPr>
-          <w:rFonts w:ascii="Times New Roman" w:cs="Times New Roman" w:eastAsia="Times New Roman" w:hAnsi="Times New Roman"/>
-          <w:b w:val="1"/>
-          <w:sz w:val="24"/>
-          <w:szCs w:val="24"/>
-        </w:rPr>
-      </w:pPr>
-      <w:r>
-        <w:rPr>
-          <w:rtl w:val="0"/>
-        </w:rPr>
-      </w:r>
-    </w:p>
-    <w:p>
-      <w:pPr>
-        <w:spacing w:after="120" w:lineRule="auto"/>
-        <w:jc w:val="both"/>
-        <w:rPr>
-          <w:rFonts w:ascii="Times New Roman" w:cs="Times New Roman" w:eastAsia="Times New Roman" w:hAnsi="Times New Roman"/>
-          <w:i w:val="1"/>
-          <w:sz w:val="24"/>
-          <w:szCs w:val="24"/>
-        </w:rPr>
-      </w:pPr>
-      <w:r>
-        <w:rPr>
-          <w:rFonts w:ascii="Times New Roman" w:cs="Times New Roman" w:eastAsia="Times New Roman" w:hAnsi="Times New Roman"/>
-          <w:b w:val="1"/>
-          <w:sz w:val="24"/>
-          <w:szCs w:val="24"/>
-          <w:rtl w:val="0"/>
-        </w:rPr>
-        <w:t xml:space="preserve">Слава: </w:t>
-      </w:r>
-      <w:r>
-        <w:rPr>
-          <w:rtl w:val="0"/>
-        </w:rPr>
-      </w:r>
-    </w:p>
-    <w:p>
-      <w:pPr>
-        <w:spacing w:after="120" w:lineRule="auto"/>
-        <w:jc w:val="both"/>
-        <w:rPr>
-          <w:rFonts w:ascii="Times New Roman" w:cs="Times New Roman" w:eastAsia="Times New Roman" w:hAnsi="Times New Roman"/>
-          <w:sz w:val="24"/>
-          <w:szCs w:val="24"/>
-        </w:rPr>
-      </w:pPr>
-      <w:r>
-        <w:rPr>
-          <w:rFonts w:ascii="Times New Roman" w:cs="Times New Roman" w:eastAsia="Times New Roman" w:hAnsi="Times New Roman"/>
-          <w:b w:val="1"/>
-          <w:sz w:val="24"/>
-          <w:szCs w:val="24"/>
-          <w:rtl w:val="0"/>
-        </w:rPr>
-        <w:t xml:space="preserve">І нині:</w:t>
-      </w:r>
-      <w:r>
-        <w:rPr>
-          <w:rFonts w:ascii="Times New Roman" w:cs="Times New Roman" w:eastAsia="Times New Roman" w:hAnsi="Times New Roman"/>
-          <w:sz w:val="24"/>
-          <w:szCs w:val="24"/>
-          <w:rtl w:val="0"/>
-        </w:rPr>
-        <w:t xml:space="preserve"> </w:t>
-      </w:r>
-    </w:p>
-    <w:p>
-      <w:pPr>
-        <w:spacing w:after="120" w:lineRule="auto"/>
-        <w:jc w:val="both"/>
-        <w:rPr>
-          <w:rFonts w:ascii="Times New Roman" w:cs="Times New Roman" w:eastAsia="Times New Roman" w:hAnsi="Times New Roman"/>
-          <w:sz w:val="24"/>
-          <w:szCs w:val="24"/>
-        </w:rPr>
-      </w:pPr>
-      <w:r>
-        <w:rPr>
-          <w:rtl w:val="0"/>
-        </w:rPr>
-      </w:r>
-    </w:p>
-    <w:p>
-      <w:pPr>
-        <w:spacing w:after="120" w:lineRule="auto"/>
-        <w:jc w:val="both"/>
-        <w:rPr>
-          <w:rFonts w:ascii="Times New Roman" w:cs="Times New Roman" w:eastAsia="Times New Roman" w:hAnsi="Times New Roman"/>
-          <w:i w:val="1"/>
-          <w:color w:val="ff0000"/>
-          <w:sz w:val="24"/>
-          <w:szCs w:val="24"/>
-        </w:rPr>
-      </w:pPr>
-      <w:r>
-        <w:rPr>
-          <w:rFonts w:ascii="Times New Roman" w:cs="Times New Roman" w:eastAsia="Times New Roman" w:hAnsi="Times New Roman"/>
-          <w:i w:val="1"/>
-          <w:color w:val="ff0000"/>
-          <w:sz w:val="24"/>
-          <w:szCs w:val="24"/>
-          <w:rtl w:val="0"/>
-        </w:rPr>
-        <w:t xml:space="preserve">По тропарях читає читець чергову катизму, після якої диякон перед св. дверми виголошує:</w:t>
-      </w:r>
-    </w:p>
-    <w:p>
-      <w:pPr>
-        <w:spacing w:after="120" w:lineRule="auto"/>
-        <w:jc w:val="both"/>
-        <w:rPr>
-          <w:rFonts w:ascii="Times New Roman" w:cs="Times New Roman" w:eastAsia="Times New Roman" w:hAnsi="Times New Roman"/>
-          <w:i w:val="1"/>
-          <w:color w:val="000000"/>
-          <w:sz w:val="24"/>
-          <w:szCs w:val="24"/>
-        </w:rPr>
-      </w:pPr>
-      <w:r>
-        <w:rPr>
-          <w:rtl w:val="0"/>
-        </w:rPr>
-      </w:r>
+          <w:rFonts w:ascii="Times New Roman" w:hAnsi="Times New Roman"/>
+          <w:sz w:val="24"/>
+          <w:highlight w:val="white"/>
+        </w:rPr>
+        <w:t>Правилом віри і образом лагідности, учителем повздержности* явила Тебе твоєму стаду всіх речей істина.* Ради цього придбав ти смиренням високе, убогістю – багате,* отче, священноначальнику Тарасію.* Моли Христа Бога, щоб спаслися душі наші.</w:t>
+      </w:r>
+    </w:p>
+    <w:p>
+      <w:pPr>
+        <w:pStyle w:val="a"/>
+      </w:pPr>
+      <w:r>
+        <w:rPr>
+          <w:rFonts w:ascii="Times New Roman" w:hAnsi="Times New Roman"/>
+          <w:b/>
+          <w:sz w:val="24"/>
+        </w:rPr>
+        <w:t xml:space="preserve">І нині: </w:t>
+      </w:r>
+      <w:r>
+        <w:rPr>
+          <w:rFonts w:ascii="Times New Roman" w:hAnsi="Times New Roman"/>
+          <w:i/>
+          <w:color w:val="FF0000"/>
+          <w:sz w:val="24"/>
+        </w:rPr>
+        <w:t xml:space="preserve">Богородичний (г. 4): </w:t>
+      </w:r>
+      <w:r>
+        <w:rPr>
+          <w:rFonts w:ascii="Times New Roman" w:hAnsi="Times New Roman"/>
+          <w:sz w:val="24"/>
+        </w:rPr>
+        <w:t xml:space="preserve">Коли Гавриїл звістив тобі, Діво: Радуйся!* – то з цим голосом прийняв тіло Владика в тобі, святім </w:t>
+      </w:r>
+      <w:r>
+        <w:rPr>
+          <w:rFonts w:ascii="Times New Roman" w:hAnsi="Times New Roman"/>
+          <w:sz w:val="24"/>
+        </w:rPr>
+        <w:t>кивоті</w:t>
+      </w:r>
+      <w:r>
+        <w:rPr>
+          <w:rFonts w:ascii="Times New Roman" w:hAnsi="Times New Roman"/>
+          <w:sz w:val="24"/>
+        </w:rPr>
+        <w:t>,* як мовив праведний Давид,* і ти з'явилася просторішою небес, носивши Творця свого.* Слава тому, що поселився в тобі!* Слава тому, що вийшов з тебе!* Слава тому, що визволив нас народженням твоїм!</w:t>
+      </w:r>
+    </w:p>
+    <w:p>
+      <w:pPr>
+        <w:pStyle w:val="a"/>
+      </w:pPr>
     </w:p>
     <w:p>
       <w:pPr>
@@ -24782,54 +24731,12 @@
       </w:r>
     </w:p>
     <w:p>
-      <w:pPr>
-        <w:spacing w:after="120" w:lineRule="auto"/>
-        <w:jc w:val="both"/>
-        <w:rPr>
-          <w:rFonts w:ascii="Times New Roman" w:cs="Times New Roman" w:eastAsia="Times New Roman" w:hAnsi="Times New Roman"/>
-          <w:sz w:val="24"/>
-          <w:szCs w:val="24"/>
-        </w:rPr>
-      </w:pPr>
-      <w:r>
-        <w:rPr>
-          <w:rFonts w:ascii="Times New Roman" w:cs="Times New Roman" w:eastAsia="Times New Roman" w:hAnsi="Times New Roman"/>
-          <w:i w:val="1"/>
-          <w:color w:val="ff0000"/>
-          <w:sz w:val="24"/>
-          <w:szCs w:val="24"/>
-          <w:rtl w:val="0"/>
-        </w:rPr>
-        <w:t xml:space="preserve">Священик:</w:t>
-      </w:r>
-      <w:r>
-        <w:rPr>
-          <w:rFonts w:ascii="Times New Roman" w:cs="Times New Roman" w:eastAsia="Times New Roman" w:hAnsi="Times New Roman"/>
-          <w:sz w:val="24"/>
-          <w:szCs w:val="24"/>
-          <w:rtl w:val="0"/>
-        </w:rPr>
-        <w:t xml:space="preserve"> Христос, що воскрес із мертвих, істинний Бог наш, молитвами пречистої своєї Матері, святих, славних і всехвальних апостолів, і святого </w:t>
-      </w:r>
-      <w:r>
-        <w:rPr>
-          <w:rFonts w:ascii="Times New Roman" w:cs="Times New Roman" w:eastAsia="Times New Roman" w:hAnsi="Times New Roman"/>
-          <w:i w:val="1"/>
-          <w:color w:val="ff0000"/>
-          <w:sz w:val="24"/>
-          <w:szCs w:val="24"/>
-          <w:rtl w:val="0"/>
-        </w:rPr>
-        <w:t xml:space="preserve">(ім'я, якого є храм)</w:t>
-      </w:r>
-      <w:r>
-        <w:rPr>
-          <w:rFonts w:ascii="Times New Roman" w:cs="Times New Roman" w:eastAsia="Times New Roman" w:hAnsi="Times New Roman"/>
-          <w:sz w:val="24"/>
-          <w:szCs w:val="24"/>
-          <w:rtl w:val="0"/>
-        </w:rPr>
-        <w:t xml:space="preserve">, і святого …, і всіх святих, помилує і спасе нас, як благий і чоловіколюбець.</w:t>
+      <w:r>
+        <w:rPr>
+          <w:rFonts w:ascii="Times New Roman" w:hAnsi="Times New Roman"/>
+          <w:sz w:val="24"/>
+        </w:rPr>
+        <w:t>Священик: Христос, що воскрес із мертвих, істинний Бог наш, молитвами пречистої своєї Матері, святих, славних і всехвальних апостолів, святого, якого є храм, святого отця нашого Тарасія, архиєпископа Царгородського, і всіх святих, помилує і спасе нас, як благий і чоловіколюбець.</w:t>
       </w:r>
     </w:p>
     <w:p>
